--- a/Dsa Problem Sheet.docx
+++ b/Dsa Problem Sheet.docx
@@ -37,6 +37,7 @@
             <w:showingPlcHdr/>
             <w15:appearance w15:val="hidden"/>
           </w:sdtPr>
+          <w:sdtEndPr/>
           <w:sdtContent>
             <w:tc>
               <w:tcPr>
@@ -115,6 +116,7 @@
             <w:showingPlcHdr/>
             <w15:appearance w15:val="hidden"/>
           </w:sdtPr>
+          <w:sdtEndPr/>
           <w:sdtContent>
             <w:tc>
               <w:tcPr>
@@ -171,6 +173,7 @@
             <w:showingPlcHdr/>
             <w15:appearance w15:val="hidden"/>
           </w:sdtPr>
+          <w:sdtEndPr/>
           <w:sdtContent>
             <w:tc>
               <w:tcPr>
@@ -244,6 +247,7 @@
             <w:showingPlcHdr/>
             <w15:appearance w15:val="hidden"/>
           </w:sdtPr>
+          <w:sdtEndPr/>
           <w:sdtContent>
             <w:tc>
               <w:tcPr>
@@ -272,6 +276,7 @@
             <w:showingPlcHdr/>
             <w15:appearance w15:val="hidden"/>
           </w:sdtPr>
+          <w:sdtEndPr/>
           <w:sdtContent>
             <w:tc>
               <w:tcPr>
@@ -304,6 +309,7 @@
             <w:showingPlcHdr/>
             <w15:appearance w15:val="hidden"/>
           </w:sdtPr>
+          <w:sdtEndPr/>
           <w:sdtContent>
             <w:tc>
               <w:tcPr>
@@ -442,6 +448,9 @@
             <w:pPr>
               <w:pStyle w:val="Text"/>
             </w:pPr>
+            <w:r>
+              <w:t>29/0/7/26</w:t>
+            </w:r>
           </w:p>
         </w:tc>
         <w:tc>
@@ -453,6 +462,9 @@
               <w:pStyle w:val="Text"/>
               <w:cnfStyle w:val="000000000000" w:firstRow="0" w:lastRow="0" w:firstColumn="0" w:lastColumn="0" w:oddVBand="0" w:evenVBand="0" w:oddHBand="0" w:evenHBand="0" w:firstRowFirstColumn="0" w:firstRowLastColumn="0" w:lastRowFirstColumn="0" w:lastRowLastColumn="0"/>
             </w:pPr>
+            <w:r>
+              <w:t>Array</w:t>
+            </w:r>
           </w:p>
         </w:tc>
         <w:tc>
@@ -464,10 +476,13 @@
               <w:pStyle w:val="Text"/>
               <w:cnfStyle w:val="000000000000" w:firstRow="0" w:lastRow="0" w:firstColumn="0" w:lastColumn="0" w:oddVBand="0" w:evenVBand="0" w:oddHBand="0" w:evenHBand="0" w:firstRowFirstColumn="0" w:firstRowLastColumn="0" w:lastRowFirstColumn="0" w:lastRowLastColumn="0"/>
             </w:pPr>
+            <w:r>
+              <w:t>Check Array Sorted or Not</w:t>
+            </w:r>
+            <w:bookmarkStart w:id="0" w:name="_GoBack"/>
+            <w:bookmarkEnd w:id="0"/>
           </w:p>
         </w:tc>
-        <w:bookmarkStart w:id="0" w:name="_GoBack"/>
-        <w:bookmarkEnd w:id="0"/>
       </w:tr>
       <w:tr>
         <w:trPr>
@@ -1580,12 +1595,12 @@
           <w:sdt>
             <w:sdtPr>
               <w:id w:val="1560667362"/>
-              <w:placeholder/>
               <w:temporary/>
               <w:showingPlcHdr/>
               <w15:appearance w15:val="hidden"/>
               <w:text/>
             </w:sdtPr>
+            <w:sdtEndPr/>
             <w:sdtContent>
               <w:r>
                 <w:t>[OFFICE ADDRESS]</w:t>
@@ -1597,12 +1612,12 @@
       <w:sdt>
         <w:sdtPr>
           <w:id w:val="-496103217"/>
-          <w:placeholder/>
           <w:temporary/>
           <w:showingPlcHdr/>
           <w15:appearance w15:val="hidden"/>
           <w:text/>
         </w:sdtPr>
+        <w:sdtEndPr/>
         <w:sdtContent>
           <w:tc>
             <w:tcPr>
@@ -1624,12 +1639,12 @@
       <w:sdt>
         <w:sdtPr>
           <w:id w:val="-2067785086"/>
-          <w:placeholder/>
           <w:temporary/>
           <w:showingPlcHdr/>
           <w15:appearance w15:val="hidden"/>
           <w:text/>
         </w:sdtPr>
+        <w:sdtEndPr/>
         <w:sdtContent>
           <w:tc>
             <w:tcPr>
@@ -2681,7 +2696,7 @@
               <wp:docPr id="15" name="Group 15">
                 <a:extLst xmlns:a="http://schemas.openxmlformats.org/drawingml/2006/main">
                   <a:ext uri="{C183D7F6-B498-43B3-948B-1728B52AA6E4}">
-                    <adec:decorative xmlns:adec="http://schemas.microsoft.com/office/drawing/2017/decorative" xmlns:w16se="http://schemas.microsoft.com/office/word/2015/wordml/symex" xmlns:w16cid="http://schemas.microsoft.com/office/word/2016/wordml/cid" xmlns:w="http://schemas.openxmlformats.org/wordprocessingml/2006/main" xmlns:w10="urn:schemas-microsoft-com:office:word" xmlns:v="urn:schemas-microsoft-com:vml" xmlns:o="urn:schemas-microsoft-com:office:office" xmlns:am3d="http://schemas.microsoft.com/office/drawing/2017/model3d" xmlns:aink="http://schemas.microsoft.com/office/drawing/2016/ink" xmlns:cx8="http://schemas.microsoft.com/office/drawing/2016/5/14/chartex" xmlns:cx7="http://schemas.microsoft.com/office/drawing/2016/5/13/chartex" xmlns:cx6="http://schemas.microsoft.com/office/drawing/2016/5/12/chartex" xmlns:cx5="http://schemas.microsoft.com/office/drawing/2016/5/11/chartex" xmlns:cx4="http://schemas.microsoft.com/office/drawing/2016/5/10/chartex" xmlns:cx3="http://schemas.microsoft.com/office/drawing/2016/5/9/chartex" xmlns:cx2="http://schemas.microsoft.com/office/drawing/2015/10/21/chartex" xmlns:cx1="http://schemas.microsoft.com/office/drawing/2015/9/8/chartex" xmlns:cx="http://schemas.microsoft.com/office/drawing/2014/chartex" xmlns="" val="1"/>
+                    <adec:decorative xmlns="" xmlns:cx="http://schemas.microsoft.com/office/drawing/2014/chartex" xmlns:cx1="http://schemas.microsoft.com/office/drawing/2015/9/8/chartex" xmlns:cx2="http://schemas.microsoft.com/office/drawing/2015/10/21/chartex" xmlns:cx3="http://schemas.microsoft.com/office/drawing/2016/5/9/chartex" xmlns:cx4="http://schemas.microsoft.com/office/drawing/2016/5/10/chartex" xmlns:cx5="http://schemas.microsoft.com/office/drawing/2016/5/11/chartex" xmlns:cx6="http://schemas.microsoft.com/office/drawing/2016/5/12/chartex" xmlns:cx7="http://schemas.microsoft.com/office/drawing/2016/5/13/chartex" xmlns:cx8="http://schemas.microsoft.com/office/drawing/2016/5/14/chartex" xmlns:aink="http://schemas.microsoft.com/office/drawing/2016/ink" xmlns:am3d="http://schemas.microsoft.com/office/drawing/2017/model3d" xmlns:o="urn:schemas-microsoft-com:office:office" xmlns:v="urn:schemas-microsoft-com:vml" xmlns:w10="urn:schemas-microsoft-com:office:word" xmlns:w="http://schemas.openxmlformats.org/wordprocessingml/2006/main" xmlns:w16cid="http://schemas.microsoft.com/office/word/2016/wordml/cid" xmlns:w16se="http://schemas.microsoft.com/office/word/2015/wordml/symex" xmlns:adec="http://schemas.microsoft.com/office/drawing/2017/decorative" val="1"/>
                   </a:ext>
                 </a:extLst>
               </wp:docPr>
@@ -4301,6 +4316,8 @@
   </w:compat>
   <w:rsids>
     <w:rsidRoot w:val="00B909FD"/>
+    <w:rsid w:val="000B5850"/>
+    <w:rsid w:val="00526B91"/>
     <w:rsid w:val="00B909FD"/>
   </w:rsids>
   <m:mathPr>
@@ -4980,23 +4997,6 @@
 </file>
 
 <file path=customXml/item1.xml><?xml version="1.0" encoding="utf-8"?>
-<p:properties xmlns:p="http://schemas.microsoft.com/office/2006/metadata/properties" xmlns:xsi="http://www.w3.org/2001/XMLSchema-instance" xmlns:pc="http://schemas.microsoft.com/office/infopath/2007/PartnerControls">
-  <documentManagement>
-    <MediaServiceKeyPoints xmlns="71af3243-3dd4-4a8d-8c0d-dd76da1f02a5" xsi:nil="true"/>
-  </documentManagement>
-</p:properties>
-</file>
-
-<file path=customXml/item2.xml><?xml version="1.0" encoding="utf-8"?>
-<?mso-contentType ?>
-<FormTemplates xmlns="http://schemas.microsoft.com/sharepoint/v3/contenttype/forms">
-  <Display>DocumentLibraryForm</Display>
-  <Edit>DocumentLibraryForm</Edit>
-  <New>DocumentLibraryForm</New>
-</FormTemplates>
-</file>
-
-<file path=customXml/item3.xml><?xml version="1.0" encoding="utf-8"?>
 <ct:contentTypeSchema xmlns:ct="http://schemas.microsoft.com/office/2006/metadata/contentType" xmlns:ma="http://schemas.microsoft.com/office/2006/metadata/properties/metaAttributes" ct:_="" ma:_="" ma:contentTypeName="Document" ma:contentTypeID="0x01010079F111ED35F8CC479449609E8A0923A6" ma:contentTypeVersion="11" ma:contentTypeDescription="Create a new document." ma:contentTypeScope="" ma:versionID="1c2eb7a32e66fb6e4260f3771546a5e2">
   <xsd:schema xmlns:xsd="http://www.w3.org/2001/XMLSchema" xmlns:xs="http://www.w3.org/2001/XMLSchema" xmlns:p="http://schemas.microsoft.com/office/2006/metadata/properties" xmlns:ns2="71af3243-3dd4-4a8d-8c0d-dd76da1f02a5" xmlns:ns3="16c05727-aa75-4e4a-9b5f-8a80a1165891" targetNamespace="http://schemas.microsoft.com/office/2006/metadata/properties" ma:root="true" ma:fieldsID="04e1f6479c48b08974ba73b5ca973489" ns2:_="" ns3:_="">
     <xsd:import namespace="71af3243-3dd4-4a8d-8c0d-dd76da1f02a5"/>
@@ -5207,29 +5207,28 @@
 </ct:contentTypeSchema>
 </file>
 
+<file path=customXml/item2.xml><?xml version="1.0" encoding="utf-8"?>
+<?mso-contentType ?>
+<FormTemplates xmlns="http://schemas.microsoft.com/sharepoint/v3/contenttype/forms">
+  <Display>DocumentLibraryForm</Display>
+  <Edit>DocumentLibraryForm</Edit>
+  <New>DocumentLibraryForm</New>
+</FormTemplates>
+</file>
+
+<file path=customXml/item3.xml><?xml version="1.0" encoding="utf-8"?>
+<p:properties xmlns:p="http://schemas.microsoft.com/office/2006/metadata/properties" xmlns:xsi="http://www.w3.org/2001/XMLSchema-instance" xmlns:pc="http://schemas.microsoft.com/office/infopath/2007/PartnerControls">
+  <documentManagement>
+    <MediaServiceKeyPoints xmlns="71af3243-3dd4-4a8d-8c0d-dd76da1f02a5" xsi:nil="true"/>
+  </documentManagement>
+</p:properties>
+</file>
+
 <file path=customXml/item4.xml><?xml version="1.0" encoding="utf-8"?>
 <b:Sources xmlns:b="http://schemas.openxmlformats.org/officeDocument/2006/bibliography" xmlns="http://schemas.openxmlformats.org/officeDocument/2006/bibliography" SelectedStyle="/APASixthEditionOfficeOnline.xsl" StyleName="APA" Version="6"/>
 </file>
 
 <file path=customXml/itemProps1.xml><?xml version="1.0" encoding="utf-8"?>
-<ds:datastoreItem xmlns:ds="http://schemas.openxmlformats.org/officeDocument/2006/customXml" ds:itemID="{E436D21E-18B5-4F7A-A2FE-92B458DE8BB5}">
-  <ds:schemaRefs>
-    <ds:schemaRef ds:uri="http://schemas.microsoft.com/office/2006/metadata/properties"/>
-    <ds:schemaRef ds:uri="http://schemas.microsoft.com/office/infopath/2007/PartnerControls"/>
-    <ds:schemaRef ds:uri="71af3243-3dd4-4a8d-8c0d-dd76da1f02a5"/>
-  </ds:schemaRefs>
-</ds:datastoreItem>
-</file>
-
-<file path=customXml/itemProps2.xml><?xml version="1.0" encoding="utf-8"?>
-<ds:datastoreItem xmlns:ds="http://schemas.openxmlformats.org/officeDocument/2006/customXml" ds:itemID="{45ACF82F-5A82-4C81-A1EC-26A21DD9C0C6}">
-  <ds:schemaRefs>
-    <ds:schemaRef ds:uri="http://schemas.microsoft.com/sharepoint/v3/contenttype/forms"/>
-  </ds:schemaRefs>
-</ds:datastoreItem>
-</file>
-
-<file path=customXml/itemProps3.xml><?xml version="1.0" encoding="utf-8"?>
 <ds:datastoreItem xmlns:ds="http://schemas.openxmlformats.org/officeDocument/2006/customXml" ds:itemID="{BA8FD8C6-63DD-4F6B-BD83-07CAFCBA5F6B}">
   <ds:schemaRefs>
     <ds:schemaRef ds:uri="http://schemas.microsoft.com/office/2006/metadata/contentType"/>
@@ -5248,8 +5247,26 @@
 </ds:datastoreItem>
 </file>
 
+<file path=customXml/itemProps2.xml><?xml version="1.0" encoding="utf-8"?>
+<ds:datastoreItem xmlns:ds="http://schemas.openxmlformats.org/officeDocument/2006/customXml" ds:itemID="{45ACF82F-5A82-4C81-A1EC-26A21DD9C0C6}">
+  <ds:schemaRefs>
+    <ds:schemaRef ds:uri="http://schemas.microsoft.com/sharepoint/v3/contenttype/forms"/>
+  </ds:schemaRefs>
+</ds:datastoreItem>
+</file>
+
+<file path=customXml/itemProps3.xml><?xml version="1.0" encoding="utf-8"?>
+<ds:datastoreItem xmlns:ds="http://schemas.openxmlformats.org/officeDocument/2006/customXml" ds:itemID="{E436D21E-18B5-4F7A-A2FE-92B458DE8BB5}">
+  <ds:schemaRefs>
+    <ds:schemaRef ds:uri="http://schemas.microsoft.com/office/2006/metadata/properties"/>
+    <ds:schemaRef ds:uri="http://schemas.microsoft.com/office/infopath/2007/PartnerControls"/>
+    <ds:schemaRef ds:uri="71af3243-3dd4-4a8d-8c0d-dd76da1f02a5"/>
+  </ds:schemaRefs>
+</ds:datastoreItem>
+</file>
+
 <file path=customXml/itemProps4.xml><?xml version="1.0" encoding="utf-8"?>
-<ds:datastoreItem xmlns:ds="http://schemas.openxmlformats.org/officeDocument/2006/customXml" ds:itemID="{55268F41-514C-4078-89C1-8A8E8F54FD8A}">
+<ds:datastoreItem xmlns:ds="http://schemas.openxmlformats.org/officeDocument/2006/customXml" ds:itemID="{AB290764-187E-49A4-919C-395BB69DCC27}">
   <ds:schemaRefs>
     <ds:schemaRef ds:uri="http://schemas.openxmlformats.org/officeDocument/2006/bibliography"/>
   </ds:schemaRefs>
